--- a/documentation/jonathan_proj.docx
+++ b/documentation/jonathan_proj.docx
@@ -5826,170 +5826,570 @@
     </w:p>
     <w:p>
       <w:pPr>
-        <w:spacing w:after="0"/>
+        <w:rPr>
+          <w:sz w:val="32"/>
+          <w:szCs w:val="32"/>
+        </w:rPr>
+      </w:pPr>
+      <w:r>
         <w:rPr>
           <w:b/>
           <w:sz w:val="32"/>
-          <w:szCs w:val="28"/>
+          <w:szCs w:val="32"/>
+        </w:rPr>
+        <w:t>11. Agentic System: Central AI Brain (`agent_controller.py`)</w:t>
+      </w:r>
+    </w:p>
+    <w:p>
+      <w:pPr>
+        <w:rPr>
+          <w:sz w:val="26"/>
+          <w:szCs w:val="26"/>
+        </w:rPr>
+      </w:pPr>
+      <w:r>
+        <w:rPr>
+          <w:sz w:val="26"/>
+          <w:szCs w:val="26"/>
+        </w:rPr>
+        <w:t>This project implements an “Agentic” layer that goes beyond simple rule parsing. It uses a reasoning engine to turn free‑form natural language queries into a multi‑step execution plan.</w:t>
+      </w:r>
+    </w:p>
+    <w:p>
+      <w:pPr>
+        <w:rPr>
+          <w:sz w:val="26"/>
+          <w:szCs w:val="26"/>
+        </w:rPr>
+      </w:pPr>
+      <w:r>
+        <w:rPr>
+          <w:sz w:val="26"/>
+          <w:szCs w:val="26"/>
+        </w:rPr>
+        <w:t>Features:</w:t>
+      </w:r>
+    </w:p>
+    <w:p>
+      <w:pPr>
+        <w:rPr>
+          <w:sz w:val="26"/>
+          <w:szCs w:val="26"/>
+        </w:rPr>
+      </w:pPr>
+      <w:r>
+        <w:rPr>
+          <w:sz w:val="26"/>
+          <w:szCs w:val="26"/>
+        </w:rPr>
+        <w:t>- Execution Planning: The agent produces a structured JSON plan containing `events_to_create`, `events_to_modify`, `events_to_delete`, and `recommendation_changes`.</w:t>
+      </w:r>
+    </w:p>
+    <w:p>
+      <w:pPr>
+        <w:rPr>
+          <w:sz w:val="26"/>
+          <w:szCs w:val="26"/>
+        </w:rPr>
+      </w:pPr>
+      <w:r>
+        <w:rPr>
+          <w:sz w:val="26"/>
+          <w:szCs w:val="26"/>
+        </w:rPr>
+        <w:t>- Smart Data Gatekeeping: To optimize performance and token usage, the system uses `_needs_transaction_data` to detect if a query requires historical transaction history (e.g., “Since their first buy”) before loading large datasets.</w:t>
+      </w:r>
+    </w:p>
+    <w:p>
+      <w:pPr>
+        <w:rPr>
+          <w:sz w:val="26"/>
+          <w:szCs w:val="26"/>
+        </w:rPr>
+      </w:pPr>
+      <w:r>
+        <w:rPr>
+          <w:sz w:val="26"/>
+          <w:szCs w:val="26"/>
+        </w:rPr>
+        <w:t>- Context Awareness: The agent is fed a curated context of client IDs, product types, birthdays, and existing reminders, ensuring it operates on real data.</w:t>
+      </w:r>
+    </w:p>
+    <w:p>
+      <w:pPr>
+        <w:rPr>
+          <w:sz w:val="26"/>
+          <w:szCs w:val="26"/>
+        </w:rPr>
+      </w:pPr>
+      <w:r>
+        <w:rPr>
+          <w:sz w:val="26"/>
+          <w:szCs w:val="26"/>
+        </w:rPr>
+        <w:t>- Automated Birthday Logic: Specialized handling for birthday wishes; if an event is flagged with `use_client_birthdate`, the system automatically resolves the date from the client’s profile.</w:t>
+      </w:r>
+    </w:p>
+    <w:p/>
+    <w:p>
+      <w:pPr>
+        <w:rPr>
+          <w:sz w:val="32"/>
+          <w:szCs w:val="32"/>
         </w:rPr>
       </w:pPr>
       <w:r>
         <w:rPr>
           <w:b/>
           <w:sz w:val="32"/>
-          <w:szCs w:val="28"/>
-        </w:rPr>
-        <w:t>11</w:t>
-      </w:r>
+          <w:szCs w:val="32"/>
+        </w:rPr>
+        <w:t>12. WhatsApp Business API Integration (`whatsapp_sender.py`)</w:t>
+      </w:r>
+    </w:p>
+    <w:p>
+      <w:pPr>
+        <w:rPr>
+          <w:sz w:val="26"/>
+          <w:szCs w:val="26"/>
+        </w:rPr>
+      </w:pPr>
+      <w:r>
+        <w:rPr>
+          <w:sz w:val="26"/>
+          <w:szCs w:val="26"/>
+        </w:rPr>
+        <w:t>To enhance RM productivity, the system integrates with the official Meta WhatsApp Business Cloud API for automated client communication.</w:t>
+      </w:r>
+    </w:p>
+    <w:p>
+      <w:pPr>
+        <w:rPr>
+          <w:sz w:val="26"/>
+          <w:szCs w:val="26"/>
+        </w:rPr>
+      </w:pPr>
+      <w:r>
+        <w:rPr>
+          <w:sz w:val="26"/>
+          <w:szCs w:val="26"/>
+        </w:rPr>
+        <w:t>Capabilities:</w:t>
+      </w:r>
+    </w:p>
+    <w:p>
+      <w:pPr>
+        <w:rPr>
+          <w:sz w:val="26"/>
+          <w:szCs w:val="26"/>
+        </w:rPr>
+      </w:pPr>
+      <w:r>
+        <w:rPr>
+          <w:sz w:val="26"/>
+          <w:szCs w:val="26"/>
+        </w:rPr>
+        <w:t>- Transactional Messaging: Sending plain‑text updates and reminder alerts directly to clients.</w:t>
+      </w:r>
+    </w:p>
+    <w:p>
+      <w:pPr>
+        <w:rPr>
+          <w:sz w:val="26"/>
+          <w:szCs w:val="26"/>
+        </w:rPr>
+      </w:pPr>
+      <w:r>
+        <w:rPr>
+          <w:sz w:val="26"/>
+          <w:szCs w:val="26"/>
+        </w:rPr>
+        <w:t>- Automated Client Reporting: Composing and sending comprehensive reports that combine the rewritten Market Outlook and the AI‑generated Individual Future Investment Plan.</w:t>
+      </w:r>
+    </w:p>
+    <w:p>
+      <w:pPr>
+        <w:rPr>
+          <w:sz w:val="26"/>
+          <w:szCs w:val="26"/>
+        </w:rPr>
+      </w:pPr>
+      <w:r>
+        <w:rPr>
+          <w:sz w:val="26"/>
+          <w:szCs w:val="26"/>
+        </w:rPr>
+        <w:t>- Phone Normalization: Built‑in logic to strip non‑numeric characters and format numbers correctly for the Graph API.</w:t>
+      </w:r>
+    </w:p>
+    <w:p>
+      <w:pPr>
+        <w:rPr>
+          <w:sz w:val="26"/>
+          <w:szCs w:val="26"/>
+        </w:rPr>
+      </w:pPr>
+      <w:r>
+        <w:rPr>
+          <w:sz w:val="26"/>
+          <w:szCs w:val="26"/>
+        </w:rPr>
+        <w:t xml:space="preserve">- Security: Credentials (API Token, Phone Number ID) are managed via </w:t>
+      </w:r>
+      <w:proofErr w:type="gramStart"/>
+      <w:r>
+        <w:rPr>
+          <w:sz w:val="26"/>
+          <w:szCs w:val="26"/>
+        </w:rPr>
+        <w:t>`.env</w:t>
+      </w:r>
+      <w:proofErr w:type="gramEnd"/>
+      <w:r>
+        <w:rPr>
+          <w:sz w:val="26"/>
+          <w:szCs w:val="26"/>
+        </w:rPr>
+        <w:t>` variables.</w:t>
+      </w:r>
+    </w:p>
+    <w:p/>
+    <w:p>
+      <w:pPr>
+        <w:rPr>
+          <w:sz w:val="32"/>
+          <w:szCs w:val="32"/>
+        </w:rPr>
+      </w:pPr>
       <w:r>
         <w:rPr>
           <w:b/>
           <w:sz w:val="32"/>
-          <w:szCs w:val="28"/>
-        </w:rPr>
-        <w:t>. Conclusion</w:t>
-      </w:r>
-    </w:p>
-    <w:p>
-      <w:pPr>
-        <w:pStyle w:val="Heading2"/>
-        <w:rPr>
-          <w:b w:val="0"/>
-        </w:rPr>
-      </w:pPr>
-      <w:r>
-        <w:rPr>
-          <w:b w:val="0"/>
-        </w:rPr>
-        <w:t>T</w:t>
-      </w:r>
-      <w:r>
-        <w:rPr>
-          <w:b w:val="0"/>
-        </w:rPr>
-        <w:t>his project demonstrates a hybrid architecture that combines:</w:t>
-      </w:r>
-    </w:p>
-    <w:p>
-      <w:pPr>
-        <w:spacing w:after="0"/>
-        <w:rPr>
-          <w:bCs/>
-          <w:sz w:val="26"/>
-        </w:rPr>
-      </w:pPr>
-      <w:r>
-        <w:rPr>
-          <w:bCs/>
-          <w:sz w:val="26"/>
-        </w:rPr>
-        <w:t>- Classical data cleaning and EDA,</w:t>
-      </w:r>
-    </w:p>
-    <w:p>
-      <w:pPr>
-        <w:spacing w:after="0"/>
-        <w:rPr>
-          <w:bCs/>
-          <w:sz w:val="26"/>
-        </w:rPr>
-      </w:pPr>
-      <w:r>
-        <w:rPr>
-          <w:bCs/>
-          <w:sz w:val="26"/>
-        </w:rPr>
-        <w:t>- Client segmentation via clustering,</w:t>
-      </w:r>
-    </w:p>
-    <w:p>
-      <w:pPr>
-        <w:spacing w:after="0"/>
-        <w:rPr>
-          <w:bCs/>
-          <w:sz w:val="26"/>
-        </w:rPr>
-      </w:pPr>
-      <w:r>
-        <w:rPr>
-          <w:bCs/>
-          <w:sz w:val="26"/>
-        </w:rPr>
-        <w:t>- Association rule mining for cross‑sell ideas,</w:t>
-      </w:r>
-    </w:p>
-    <w:p>
-      <w:pPr>
-        <w:spacing w:after="0"/>
-        <w:rPr>
-          <w:bCs/>
-          <w:sz w:val="26"/>
-        </w:rPr>
-      </w:pPr>
-      <w:r>
-        <w:rPr>
-          <w:bCs/>
-          <w:sz w:val="26"/>
-        </w:rPr>
-        <w:t>- Quantile regression for ticket‑size recommendations,</w:t>
-      </w:r>
-    </w:p>
-    <w:p>
-      <w:pPr>
-        <w:spacing w:after="0"/>
-        <w:rPr>
-          <w:bCs/>
-          <w:sz w:val="26"/>
-        </w:rPr>
-      </w:pPr>
-      <w:r>
-        <w:rPr>
-          <w:bCs/>
-          <w:sz w:val="26"/>
-        </w:rPr>
-        <w:t>- Heuristic timing prediction,</w:t>
-      </w:r>
-    </w:p>
-    <w:p>
-      <w:pPr>
-        <w:spacing w:after="0"/>
-        <w:rPr>
-          <w:bCs/>
-          <w:sz w:val="26"/>
-        </w:rPr>
-      </w:pPr>
-      <w:r>
-        <w:rPr>
-          <w:bCs/>
-          <w:sz w:val="26"/>
-        </w:rPr>
-        <w:t>- A rule engine controllable via LLM‑generated JSON, and</w:t>
-      </w:r>
-    </w:p>
-    <w:p>
-      <w:pPr>
-        <w:spacing w:after="0"/>
-        <w:rPr>
-          <w:bCs/>
-          <w:sz w:val="26"/>
-        </w:rPr>
-      </w:pPr>
-      <w:r>
-        <w:rPr>
-          <w:bCs/>
-          <w:sz w:val="26"/>
+          <w:szCs w:val="32"/>
+        </w:rPr>
+        <w:t>13. Modular Software Architecture</w:t>
+      </w:r>
+    </w:p>
+    <w:p>
+      <w:pPr>
+        <w:rPr>
+          <w:sz w:val="26"/>
+          <w:szCs w:val="26"/>
+        </w:rPr>
+      </w:pPr>
+      <w:r>
+        <w:rPr>
+          <w:sz w:val="26"/>
+          <w:szCs w:val="26"/>
+        </w:rPr>
+        <w:t>The codebase was refactored into a modular toolset to support the agentic workflow and improve maintainability:</w:t>
+      </w:r>
+    </w:p>
+    <w:p>
+      <w:pPr>
+        <w:rPr>
+          <w:sz w:val="26"/>
+          <w:szCs w:val="26"/>
+        </w:rPr>
+      </w:pPr>
+      <w:r>
+        <w:rPr>
+          <w:sz w:val="26"/>
+          <w:szCs w:val="26"/>
+        </w:rPr>
+        <w:t>- `data_manager.py`: Centralizes Excel loading/saving logic and maintains schemas for Transactions, Recommendations, and Reminders.</w:t>
+      </w:r>
+    </w:p>
+    <w:p>
+      <w:pPr>
+        <w:rPr>
+          <w:sz w:val="26"/>
+          <w:szCs w:val="26"/>
+        </w:rPr>
+      </w:pPr>
+      <w:r>
+        <w:rPr>
+          <w:sz w:val="26"/>
+          <w:szCs w:val="26"/>
+        </w:rPr>
+        <w:t>- `client_tools.py`: Provides specialized filtering for the agent (e.g., top clients by volume, clients by recommended product type, birthday discovery).</w:t>
+      </w:r>
+    </w:p>
+    <w:p>
+      <w:pPr>
+        <w:rPr>
+          <w:sz w:val="26"/>
+          <w:szCs w:val="26"/>
+        </w:rPr>
+      </w:pPr>
+      <w:r>
+        <w:rPr>
+          <w:sz w:val="26"/>
+          <w:szCs w:val="26"/>
+        </w:rPr>
+        <w:t>- `calendar_tools.py`: Handles extraction and formatting of reminder events for both the UI and the AI context.</w:t>
+      </w:r>
+    </w:p>
+    <w:p>
+      <w:pPr>
+        <w:rPr>
+          <w:sz w:val="26"/>
+          <w:szCs w:val="26"/>
+        </w:rPr>
+      </w:pPr>
+      <w:r>
+        <w:rPr>
+          <w:sz w:val="26"/>
+          <w:szCs w:val="26"/>
+        </w:rPr>
+        <w:t>- `preview_engine.py`: A stateless simulation engine that displays the "Before vs. After" impact of an agent's plan in the Streamlit UI, allowing for safe RM review before any data is committed to disk.</w:t>
+      </w:r>
+    </w:p>
+    <w:p/>
+    <w:p>
+      <w:pPr>
+        <w:rPr>
+          <w:sz w:val="32"/>
+          <w:szCs w:val="32"/>
+        </w:rPr>
+      </w:pPr>
+      <w:r>
+        <w:rPr>
+          <w:b/>
+          <w:sz w:val="32"/>
+          <w:szCs w:val="32"/>
+        </w:rPr>
+        <w:t>14. Refined Streamlit Workflow</w:t>
+      </w:r>
+    </w:p>
+    <w:p>
+      <w:pPr>
+        <w:rPr>
+          <w:sz w:val="26"/>
+          <w:szCs w:val="26"/>
+        </w:rPr>
+      </w:pPr>
+      <w:r>
+        <w:rPr>
+          <w:sz w:val="26"/>
+          <w:szCs w:val="26"/>
+        </w:rPr>
+        <w:t>The interactive UI now follows a "Plan‑Preview‑Commit" loop:</w:t>
+      </w:r>
+    </w:p>
+    <w:p>
+      <w:pPr>
+        <w:rPr>
+          <w:sz w:val="26"/>
+          <w:szCs w:val="26"/>
+        </w:rPr>
+      </w:pPr>
+      <w:r>
+        <w:rPr>
+          <w:sz w:val="26"/>
+          <w:szCs w:val="26"/>
+        </w:rPr>
+        <w:t>1. RM Input: RM enters a natural language command (e.g., "Schedule a call for my top STOCK clients next week").</w:t>
+      </w:r>
+    </w:p>
+    <w:p>
+      <w:pPr>
+        <w:rPr>
+          <w:sz w:val="26"/>
+          <w:szCs w:val="26"/>
+        </w:rPr>
+      </w:pPr>
+      <w:r>
+        <w:rPr>
+          <w:sz w:val="26"/>
+          <w:szCs w:val="26"/>
+        </w:rPr>
+        <w:t>2. Agent Reasoning: The system generates a detailed reasoning string and JSON plan.</w:t>
+      </w:r>
+    </w:p>
+    <w:p>
+      <w:pPr>
+        <w:rPr>
+          <w:sz w:val="26"/>
+          <w:szCs w:val="26"/>
+        </w:rPr>
+      </w:pPr>
+      <w:r>
+        <w:rPr>
+          <w:sz w:val="26"/>
+          <w:szCs w:val="26"/>
+        </w:rPr>
+        <w:t>3. Interactive Preview: The `preview_engine` renders the proposed changes in clear tables (e.g., showing which new reminders will be added).</w:t>
+      </w:r>
+    </w:p>
+    <w:p>
+      <w:pPr>
+        <w:rPr>
+          <w:sz w:val="26"/>
+          <w:szCs w:val="26"/>
+        </w:rPr>
+      </w:pPr>
+      <w:r>
+        <w:rPr>
+          <w:sz w:val="26"/>
+          <w:szCs w:val="26"/>
+        </w:rPr>
+        <w:t>4. Commitment: The RM confirms the plan, and the system executes the batch changes to `reminders.xlsx` or `recommendations.xlsx`.</w:t>
+      </w:r>
+    </w:p>
+    <w:p/>
+    <w:p>
+      <w:pPr>
+        <w:rPr>
+          <w:sz w:val="32"/>
+          <w:szCs w:val="32"/>
+        </w:rPr>
+      </w:pPr>
+      <w:r>
+        <w:rPr>
+          <w:b/>
+          <w:sz w:val="32"/>
+          <w:szCs w:val="32"/>
+        </w:rPr>
+        <w:t>15. Conclusion</w:t>
+      </w:r>
+    </w:p>
+    <w:p>
+      <w:pPr>
+        <w:rPr>
+          <w:sz w:val="26"/>
+          <w:szCs w:val="26"/>
+        </w:rPr>
+      </w:pPr>
+      <w:r>
+        <w:rPr>
+          <w:sz w:val="26"/>
+          <w:szCs w:val="26"/>
+        </w:rPr>
+        <w:t>This project demonstrates a hybrid architecture that combines:</w:t>
+      </w:r>
+    </w:p>
+    <w:p>
+      <w:pPr>
+        <w:rPr>
+          <w:sz w:val="26"/>
+          <w:szCs w:val="26"/>
+        </w:rPr>
+      </w:pPr>
+      <w:r>
+        <w:rPr>
+          <w:sz w:val="26"/>
+          <w:szCs w:val="26"/>
+        </w:rPr>
+        <w:t>- Classical data cleaning and EDA.</w:t>
+      </w:r>
+    </w:p>
+    <w:p>
+      <w:pPr>
+        <w:rPr>
+          <w:sz w:val="26"/>
+          <w:szCs w:val="26"/>
+        </w:rPr>
+      </w:pPr>
+      <w:r>
+        <w:rPr>
+          <w:sz w:val="26"/>
+          <w:szCs w:val="26"/>
+        </w:rPr>
+        <w:t>- Client segmentation via clustering.</w:t>
+      </w:r>
+    </w:p>
+    <w:p>
+      <w:pPr>
+        <w:rPr>
+          <w:sz w:val="26"/>
+          <w:szCs w:val="26"/>
+        </w:rPr>
+      </w:pPr>
+      <w:r>
+        <w:rPr>
+          <w:sz w:val="26"/>
+          <w:szCs w:val="26"/>
+        </w:rPr>
+        <w:t>- Association rule mining for cross‑sell ideas.</w:t>
+      </w:r>
+    </w:p>
+    <w:p>
+      <w:pPr>
+        <w:rPr>
+          <w:sz w:val="26"/>
+          <w:szCs w:val="26"/>
+        </w:rPr>
+      </w:pPr>
+      <w:r>
+        <w:rPr>
+          <w:sz w:val="26"/>
+          <w:szCs w:val="26"/>
+        </w:rPr>
+        <w:t>- Quantile regression for ticket‑size recommendations.</w:t>
+      </w:r>
+    </w:p>
+    <w:p>
+      <w:pPr>
+        <w:rPr>
+          <w:sz w:val="26"/>
+          <w:szCs w:val="26"/>
+        </w:rPr>
+      </w:pPr>
+      <w:r>
+        <w:rPr>
+          <w:sz w:val="26"/>
+          <w:szCs w:val="26"/>
+        </w:rPr>
+        <w:t>- Heuristic timing prediction.</w:t>
+      </w:r>
+    </w:p>
+    <w:p>
+      <w:pPr>
+        <w:rPr>
+          <w:sz w:val="26"/>
+          <w:szCs w:val="26"/>
+        </w:rPr>
+      </w:pPr>
+      <w:r>
+        <w:rPr>
+          <w:sz w:val="26"/>
+          <w:szCs w:val="26"/>
+        </w:rPr>
+        <w:t>- A rule engine and a central AI Agent controllable via LLM‑generated JSON.</w:t>
+      </w:r>
+    </w:p>
+    <w:p>
+      <w:pPr>
+        <w:rPr>
+          <w:sz w:val="26"/>
+          <w:szCs w:val="26"/>
+        </w:rPr>
+      </w:pPr>
+      <w:r>
+        <w:rPr>
+          <w:sz w:val="26"/>
+          <w:szCs w:val="26"/>
+        </w:rPr>
+        <w:t>- Automated client outreach via the WhatsApp Business API.</w:t>
+      </w:r>
+    </w:p>
+    <w:p>
+      <w:pPr>
+        <w:rPr>
+          <w:sz w:val="26"/>
+          <w:szCs w:val="26"/>
+        </w:rPr>
+      </w:pPr>
+      <w:r>
+        <w:rPr>
+          <w:sz w:val="26"/>
+          <w:szCs w:val="26"/>
         </w:rPr>
         <w:t>- LLM‑generated narratives for both macro market outlooks and micro client plans.</w:t>
       </w:r>
     </w:p>
-    <w:p>
-      <w:pPr>
-        <w:spacing w:after="0"/>
-        <w:rPr>
-          <w:bCs/>
-        </w:rPr>
-      </w:pPr>
-    </w:p>
+    <w:p/>
     <w:sectPr>
       <w:pgSz w:w="12240" w:h="15840"/>
       <w:pgMar w:top="1440" w:right="1800" w:bottom="1440" w:left="1800" w:header="720" w:footer="720" w:gutter="0"/>
@@ -6810,6 +7210,7 @@
   <w:style w:type="character" w:default="1" w:styleId="DefaultParagraphFont">
     <w:name w:val="Default Paragraph Font"/>
     <w:uiPriority w:val="1"/>
+    <w:semiHidden/>
     <w:unhideWhenUsed/>
   </w:style>
   <w:style w:type="table" w:default="1" w:styleId="TableNormal">
